--- a/documentation/docs/BACKLOG.docx
+++ b/documentation/docs/BACKLOG.docx
@@ -3,121 +3,408 @@
 <w:document xmlns:wpc="http://schemas.microsoft.com/office/word/2010/wordprocessingCanvas" xmlns:cx="http://schemas.microsoft.com/office/drawing/2014/chartex" xmlns:cx1="http://schemas.microsoft.com/office/drawing/2015/9/8/chartex" xmlns:cx2="http://schemas.microsoft.com/office/drawing/2015/10/21/chartex" xmlns:cx3="http://schemas.microsoft.com/office/drawing/2016/5/9/chartex" xmlns:cx4="http://schemas.microsoft.com/office/drawing/2016/5/10/chartex" xmlns:cx5="http://schemas.microsoft.com/office/drawing/2016/5/11/chartex" xmlns:cx6="http://schemas.microsoft.com/office/drawing/2016/5/12/chartex" xmlns:cx7="http://schemas.microsoft.com/office/drawing/2016/5/13/chartex" xmlns:cx8="http://schemas.microsoft.com/office/drawing/2016/5/14/chartex" xmlns:mc="http://schemas.openxmlformats.org/markup-compatibility/2006" xmlns:aink="http://schemas.microsoft.com/office/drawing/2016/ink" xmlns:am3d="http://schemas.microsoft.com/office/drawing/2017/model3d" xmlns:o="urn:schemas-microsoft-com:office:office" xmlns:r="http://schemas.openxmlformats.org/officeDocument/2006/relationships" xmlns:m="http://schemas.openxmlformats.org/officeDocument/2006/math" xmlns:v="urn:schemas-microsoft-com:vml" xmlns:wp14="http://schemas.microsoft.com/office/word/2010/wordprocessingDrawing" xmlns:wp="http://schemas.openxmlformats.org/drawingml/2006/wordprocessingDrawing" xmlns:w10="urn:schemas-microsoft-com:office:word" xmlns:w="http://schemas.openxmlformats.org/wordprocessingml/2006/main" xmlns:w14="http://schemas.microsoft.com/office/word/2010/wordml" xmlns:w15="http://schemas.microsoft.com/office/word/2012/wordml" xmlns:w16cex="http://schemas.microsoft.com/office/word/2018/wordml/cex" xmlns:w16cid="http://schemas.microsoft.com/office/word/2016/wordml/cid" xmlns:w16="http://schemas.microsoft.com/office/word/2018/wordml" xmlns:w16sdtdh="http://schemas.microsoft.com/office/word/2020/wordml/sdtdatahash" xmlns:w16se="http://schemas.microsoft.com/office/word/2015/wordml/symex" xmlns:wpg="http://schemas.microsoft.com/office/word/2010/wordprocessingGroup" xmlns:wpi="http://schemas.microsoft.com/office/word/2010/wordprocessingInk" xmlns:wne="http://schemas.microsoft.com/office/word/2006/wordml" xmlns:wps="http://schemas.microsoft.com/office/word/2010/wordprocessingShape" mc:Ignorable="w14 w15 w16se w16cid w16 w16cex w16sdtdh wp14">
   <w:body>
     <w:p>
-      <w:r>
+      <w:pPr>
+        <w:rPr>
+          <w:rFonts w:ascii="Times New Roman" w:hAnsi="Times New Roman" w:cs="Times New Roman"/>
+          <w:b/>
+          <w:bCs/>
+          <w:sz w:val="36"/>
+          <w:szCs w:val="36"/>
+        </w:rPr>
+      </w:pPr>
+      <w:r>
+        <w:rPr>
+          <w:rFonts w:ascii="Times New Roman" w:hAnsi="Times New Roman" w:cs="Times New Roman"/>
+          <w:b/>
+          <w:bCs/>
+          <w:sz w:val="36"/>
+          <w:szCs w:val="36"/>
+        </w:rPr>
         <w:t>BACKLOG</w:t>
       </w:r>
     </w:p>
     <w:p>
-      <w:r>
+      <w:pPr>
+        <w:rPr>
+          <w:rFonts w:ascii="Times New Roman" w:hAnsi="Times New Roman" w:cs="Times New Roman"/>
+          <w:b/>
+          <w:bCs/>
+        </w:rPr>
+      </w:pPr>
+      <w:r>
+        <w:rPr>
+          <w:rFonts w:ascii="Times New Roman" w:hAnsi="Times New Roman" w:cs="Times New Roman"/>
+          <w:b/>
+          <w:bCs/>
+        </w:rPr>
         <w:t>10.08.2025</w:t>
       </w:r>
     </w:p>
-    <w:p/>
-    <w:p>
-      <w:r>
+    <w:p>
+      <w:pPr>
+        <w:rPr>
+          <w:rFonts w:ascii="Times New Roman" w:hAnsi="Times New Roman" w:cs="Times New Roman"/>
+          <w:b/>
+          <w:bCs/>
+        </w:rPr>
+      </w:pPr>
+    </w:p>
+    <w:p>
+      <w:pPr>
+        <w:rPr>
+          <w:rFonts w:ascii="Times New Roman" w:hAnsi="Times New Roman" w:cs="Times New Roman"/>
+          <w:b/>
+          <w:bCs/>
+          <w:sz w:val="28"/>
+          <w:szCs w:val="28"/>
+        </w:rPr>
+      </w:pPr>
+      <w:r>
+        <w:rPr>
+          <w:rFonts w:ascii="Times New Roman" w:hAnsi="Times New Roman" w:cs="Times New Roman"/>
+          <w:b/>
+          <w:bCs/>
+          <w:sz w:val="28"/>
+          <w:szCs w:val="28"/>
+        </w:rPr>
         <w:t>BUGFIX</w:t>
       </w:r>
     </w:p>
     <w:p>
-      <w:r>
+      <w:pPr>
+        <w:rPr>
+          <w:rFonts w:ascii="Times New Roman" w:hAnsi="Times New Roman" w:cs="Times New Roman"/>
+        </w:rPr>
+      </w:pPr>
+      <w:r>
+        <w:rPr>
+          <w:rFonts w:ascii="Times New Roman" w:hAnsi="Times New Roman" w:cs="Times New Roman"/>
+        </w:rPr>
         <w:t>ENGINE</w:t>
       </w:r>
     </w:p>
     <w:p>
-      <w:r>
+      <w:pPr>
+        <w:rPr>
+          <w:rFonts w:ascii="Times New Roman" w:hAnsi="Times New Roman" w:cs="Times New Roman"/>
+        </w:rPr>
+      </w:pPr>
+      <w:r>
+        <w:rPr>
+          <w:rFonts w:ascii="Times New Roman" w:hAnsi="Times New Roman" w:cs="Times New Roman"/>
+        </w:rPr>
         <w:t>GENERAL</w:t>
       </w:r>
     </w:p>
     <w:p>
-      <w:r>
-        <w:t>+ SERIOUS MEMORY LEAK FROM UNKNOWN SOURCE</w:t>
-      </w:r>
-    </w:p>
-    <w:p/>
-    <w:p>
-      <w:r>
+      <w:pPr>
+        <w:rPr>
+          <w:rFonts w:ascii="Times New Roman" w:hAnsi="Times New Roman" w:cs="Times New Roman"/>
+        </w:rPr>
+      </w:pPr>
+      <w:r>
+        <w:rPr>
+          <w:rFonts w:ascii="Times New Roman" w:hAnsi="Times New Roman" w:cs="Times New Roman"/>
+        </w:rPr>
+        <w:t xml:space="preserve">+ </w:t>
+      </w:r>
+      <w:r>
+        <w:rPr>
+          <w:rFonts w:ascii="Times New Roman" w:hAnsi="Times New Roman" w:cs="Times New Roman"/>
+        </w:rPr>
+        <w:t>serious memory leak from unknown source</w:t>
+      </w:r>
+    </w:p>
+    <w:p>
+      <w:pPr>
+        <w:rPr>
+          <w:rFonts w:ascii="Times New Roman" w:hAnsi="Times New Roman" w:cs="Times New Roman"/>
+        </w:rPr>
+      </w:pPr>
+    </w:p>
+    <w:p>
+      <w:pPr>
+        <w:rPr>
+          <w:rFonts w:ascii="Times New Roman" w:hAnsi="Times New Roman" w:cs="Times New Roman"/>
+        </w:rPr>
+      </w:pPr>
+      <w:r>
+        <w:rPr>
+          <w:rFonts w:ascii="Times New Roman" w:hAnsi="Times New Roman" w:cs="Times New Roman"/>
+        </w:rPr>
         <w:t>INPUT</w:t>
       </w:r>
     </w:p>
     <w:p>
-      <w:r>
-        <w:t>+ INPUT IS OVERALL ENABLED WHEN GAME WINDOW IS NOT ACTIVE AND WHEN THE CURSOR IS OUT OF THE GAME WINDOW</w:t>
-      </w:r>
-    </w:p>
-    <w:p/>
-    <w:p>
-      <w:r>
+      <w:pPr>
+        <w:rPr>
+          <w:rFonts w:ascii="Times New Roman" w:hAnsi="Times New Roman" w:cs="Times New Roman"/>
+        </w:rPr>
+      </w:pPr>
+      <w:r>
+        <w:rPr>
+          <w:rFonts w:ascii="Times New Roman" w:hAnsi="Times New Roman" w:cs="Times New Roman"/>
+        </w:rPr>
+        <w:t xml:space="preserve">+ </w:t>
+      </w:r>
+      <w:r>
+        <w:rPr>
+          <w:rFonts w:ascii="Times New Roman" w:hAnsi="Times New Roman" w:cs="Times New Roman"/>
+        </w:rPr>
+        <w:t>input is overall enabled when game window is not active and when the cursor is out of the game window</w:t>
+      </w:r>
+    </w:p>
+    <w:p>
+      <w:pPr>
+        <w:rPr>
+          <w:rFonts w:ascii="Times New Roman" w:hAnsi="Times New Roman" w:cs="Times New Roman"/>
+        </w:rPr>
+      </w:pPr>
+    </w:p>
+    <w:p>
+      <w:pPr>
+        <w:rPr>
+          <w:rFonts w:ascii="Times New Roman" w:hAnsi="Times New Roman" w:cs="Times New Roman"/>
+        </w:rPr>
+      </w:pPr>
+      <w:r>
+        <w:rPr>
+          <w:rFonts w:ascii="Times New Roman" w:hAnsi="Times New Roman" w:cs="Times New Roman"/>
+        </w:rPr>
         <w:t>ENTITIES</w:t>
       </w:r>
     </w:p>
     <w:p>
-      <w:r>
-        <w:t>+ NO DRAW WEAPON WHEN BLOCK</w:t>
-      </w:r>
-    </w:p>
-    <w:p>
-      <w:r>
-        <w:t>+ NO WEAPON ITEM POISE DAMAGE APPLIED, POISE DAMAGE IS HARDCODED</w:t>
-      </w:r>
-    </w:p>
-    <w:p>
-      <w:r>
-        <w:t>+ ENTITIES WHILE AI MOVING FALL FROM SURFACE EDGES</w:t>
-      </w:r>
-    </w:p>
-    <w:p>
-      <w:r>
-        <w:t>+ ENTITIES WHILE AI SWITCHING TO AGGRO BEHAVIOUR CASE DON’T INSTANTLY PERFORM AGGRO COMMANDS ALGORITHM</w:t>
-      </w:r>
-    </w:p>
-    <w:p>
-      <w:r>
-        <w:t>+ WHEN ENTITY IS JUMP_DESCENDING AND PLAYER MOVES LEFT OR RIGHT THE STATE DOES NOT SWITCH TO OVERALL_DESCENDING</w:t>
-      </w:r>
-    </w:p>
-    <w:p>
-      <w:r>
-        <w:t xml:space="preserve">+ CHECK POISE LOSS =&gt; </w:t>
-      </w:r>
-      <w:r>
-        <w:t>ALLOW BODY ROTATION</w:t>
-      </w:r>
-      <w:r>
-        <w:t xml:space="preserve"> PROCESS</w:t>
-      </w:r>
-    </w:p>
-    <w:p/>
-    <w:p>
-      <w:r>
+      <w:pPr>
+        <w:rPr>
+          <w:rFonts w:ascii="Times New Roman" w:hAnsi="Times New Roman" w:cs="Times New Roman"/>
+        </w:rPr>
+      </w:pPr>
+      <w:r>
+        <w:rPr>
+          <w:rFonts w:ascii="Times New Roman" w:hAnsi="Times New Roman" w:cs="Times New Roman"/>
+        </w:rPr>
+        <w:t>+ no draw weapon when block</w:t>
+      </w:r>
+    </w:p>
+    <w:p>
+      <w:pPr>
+        <w:rPr>
+          <w:rFonts w:ascii="Times New Roman" w:hAnsi="Times New Roman" w:cs="Times New Roman"/>
+        </w:rPr>
+      </w:pPr>
+      <w:r>
+        <w:rPr>
+          <w:rFonts w:ascii="Times New Roman" w:hAnsi="Times New Roman" w:cs="Times New Roman"/>
+        </w:rPr>
+        <w:t>+ no weapon item poise damage applied, poise damage is hardcoded</w:t>
+      </w:r>
+    </w:p>
+    <w:p>
+      <w:pPr>
+        <w:rPr>
+          <w:rFonts w:ascii="Times New Roman" w:hAnsi="Times New Roman" w:cs="Times New Roman"/>
+        </w:rPr>
+      </w:pPr>
+      <w:r>
+        <w:rPr>
+          <w:rFonts w:ascii="Times New Roman" w:hAnsi="Times New Roman" w:cs="Times New Roman"/>
+        </w:rPr>
+        <w:t>+ entities while ai moving fall from surface edges</w:t>
+      </w:r>
+    </w:p>
+    <w:p>
+      <w:pPr>
+        <w:rPr>
+          <w:rFonts w:ascii="Times New Roman" w:hAnsi="Times New Roman" w:cs="Times New Roman"/>
+        </w:rPr>
+      </w:pPr>
+      <w:r>
+        <w:rPr>
+          <w:rFonts w:ascii="Times New Roman" w:hAnsi="Times New Roman" w:cs="Times New Roman"/>
+        </w:rPr>
+        <w:t xml:space="preserve">+ entities while ai switching to </w:t>
+      </w:r>
+      <w:proofErr w:type="spellStart"/>
+      <w:r>
+        <w:rPr>
+          <w:rFonts w:ascii="Times New Roman" w:hAnsi="Times New Roman" w:cs="Times New Roman"/>
+        </w:rPr>
+        <w:t>aggro</w:t>
+      </w:r>
+      <w:proofErr w:type="spellEnd"/>
+      <w:r>
+        <w:rPr>
+          <w:rFonts w:ascii="Times New Roman" w:hAnsi="Times New Roman" w:cs="Times New Roman"/>
+        </w:rPr>
+        <w:t xml:space="preserve"> </w:t>
+      </w:r>
+      <w:proofErr w:type="spellStart"/>
+      <w:r>
+        <w:rPr>
+          <w:rFonts w:ascii="Times New Roman" w:hAnsi="Times New Roman" w:cs="Times New Roman"/>
+        </w:rPr>
+        <w:t>behaviour</w:t>
+      </w:r>
+      <w:proofErr w:type="spellEnd"/>
+      <w:r>
+        <w:rPr>
+          <w:rFonts w:ascii="Times New Roman" w:hAnsi="Times New Roman" w:cs="Times New Roman"/>
+        </w:rPr>
+        <w:t xml:space="preserve"> case don’t instantly perform </w:t>
+      </w:r>
+      <w:proofErr w:type="spellStart"/>
+      <w:r>
+        <w:rPr>
+          <w:rFonts w:ascii="Times New Roman" w:hAnsi="Times New Roman" w:cs="Times New Roman"/>
+        </w:rPr>
+        <w:t>aggro</w:t>
+      </w:r>
+      <w:proofErr w:type="spellEnd"/>
+      <w:r>
+        <w:rPr>
+          <w:rFonts w:ascii="Times New Roman" w:hAnsi="Times New Roman" w:cs="Times New Roman"/>
+        </w:rPr>
+        <w:t xml:space="preserve"> commands algorithm</w:t>
+      </w:r>
+    </w:p>
+    <w:p>
+      <w:pPr>
+        <w:rPr>
+          <w:rFonts w:ascii="Times New Roman" w:hAnsi="Times New Roman" w:cs="Times New Roman"/>
+        </w:rPr>
+      </w:pPr>
+      <w:r>
+        <w:rPr>
+          <w:rFonts w:ascii="Times New Roman" w:hAnsi="Times New Roman" w:cs="Times New Roman"/>
+        </w:rPr>
+        <w:t xml:space="preserve">+ when entity is </w:t>
+      </w:r>
+      <w:proofErr w:type="spellStart"/>
+      <w:r>
+        <w:rPr>
+          <w:rFonts w:ascii="Times New Roman" w:hAnsi="Times New Roman" w:cs="Times New Roman"/>
+        </w:rPr>
+        <w:t>jump_descending</w:t>
+      </w:r>
+      <w:proofErr w:type="spellEnd"/>
+      <w:r>
+        <w:rPr>
+          <w:rFonts w:ascii="Times New Roman" w:hAnsi="Times New Roman" w:cs="Times New Roman"/>
+        </w:rPr>
+        <w:t xml:space="preserve"> and player moves left or right the state does not switch to </w:t>
+      </w:r>
+      <w:proofErr w:type="spellStart"/>
+      <w:r>
+        <w:rPr>
+          <w:rFonts w:ascii="Times New Roman" w:hAnsi="Times New Roman" w:cs="Times New Roman"/>
+        </w:rPr>
+        <w:t>overall_descending</w:t>
+      </w:r>
+      <w:proofErr w:type="spellEnd"/>
+    </w:p>
+    <w:p>
+      <w:pPr>
+        <w:rPr>
+          <w:rFonts w:ascii="Times New Roman" w:hAnsi="Times New Roman" w:cs="Times New Roman"/>
+        </w:rPr>
+      </w:pPr>
+      <w:r>
+        <w:rPr>
+          <w:rFonts w:ascii="Times New Roman" w:hAnsi="Times New Roman" w:cs="Times New Roman"/>
+        </w:rPr>
+        <w:t>+ check poise loss =&gt; allow body rotation process</w:t>
+      </w:r>
+    </w:p>
+    <w:p>
+      <w:pPr>
+        <w:rPr>
+          <w:rFonts w:ascii="Times New Roman" w:hAnsi="Times New Roman" w:cs="Times New Roman"/>
+        </w:rPr>
+      </w:pPr>
+    </w:p>
+    <w:p>
+      <w:pPr>
+        <w:rPr>
+          <w:rFonts w:ascii="Times New Roman" w:hAnsi="Times New Roman" w:cs="Times New Roman"/>
+        </w:rPr>
+      </w:pPr>
+      <w:r>
+        <w:rPr>
+          <w:rFonts w:ascii="Times New Roman" w:hAnsi="Times New Roman" w:cs="Times New Roman"/>
+        </w:rPr>
         <w:t>GRAPHICS</w:t>
       </w:r>
     </w:p>
     <w:p>
-      <w:r>
-        <w:t xml:space="preserve">+ </w:t>
-      </w:r>
-      <w:r>
-        <w:t>FIX CLOUD MOVEMENT</w:t>
-      </w:r>
-    </w:p>
-    <w:p/>
-    <w:p>
-      <w:r>
+      <w:pPr>
+        <w:rPr>
+          <w:rFonts w:ascii="Times New Roman" w:hAnsi="Times New Roman" w:cs="Times New Roman"/>
+        </w:rPr>
+      </w:pPr>
+      <w:r>
+        <w:rPr>
+          <w:rFonts w:ascii="Times New Roman" w:hAnsi="Times New Roman" w:cs="Times New Roman"/>
+        </w:rPr>
+        <w:t>+ fix cloud movement</w:t>
+      </w:r>
+    </w:p>
+    <w:p>
+      <w:pPr>
+        <w:rPr>
+          <w:rFonts w:ascii="Times New Roman" w:hAnsi="Times New Roman" w:cs="Times New Roman"/>
+        </w:rPr>
+      </w:pPr>
+    </w:p>
+    <w:p>
+      <w:pPr>
+        <w:rPr>
+          <w:rFonts w:ascii="Times New Roman" w:hAnsi="Times New Roman" w:cs="Times New Roman"/>
+        </w:rPr>
+      </w:pPr>
+      <w:r>
+        <w:rPr>
+          <w:rFonts w:ascii="Times New Roman" w:hAnsi="Times New Roman" w:cs="Times New Roman"/>
+        </w:rPr>
         <w:t>ASSETS</w:t>
       </w:r>
     </w:p>
     <w:p>
-      <w:r>
-        <w:t>+ BODY ATTACK ANIMATIONS</w:t>
-      </w:r>
-    </w:p>
-    <w:p>
-      <w:r>
-        <w:t>+ WEAPON ATTACK ANIMATIONS</w:t>
-      </w:r>
-    </w:p>
-    <w:p>
-      <w:r>
+      <w:pPr>
+        <w:rPr>
+          <w:rFonts w:ascii="Times New Roman" w:hAnsi="Times New Roman" w:cs="Times New Roman"/>
+        </w:rPr>
+      </w:pPr>
+      <w:r>
+        <w:rPr>
+          <w:rFonts w:ascii="Times New Roman" w:hAnsi="Times New Roman" w:cs="Times New Roman"/>
+        </w:rPr>
+        <w:t>+ body attack animations</w:t>
+      </w:r>
+    </w:p>
+    <w:p>
+      <w:pPr>
+        <w:rPr>
+          <w:rFonts w:ascii="Times New Roman" w:hAnsi="Times New Roman" w:cs="Times New Roman"/>
+        </w:rPr>
+      </w:pPr>
+      <w:r>
+        <w:rPr>
+          <w:rFonts w:ascii="Times New Roman" w:hAnsi="Times New Roman" w:cs="Times New Roman"/>
+        </w:rPr>
+        <w:t>+ weapon attack animations</w:t>
+      </w:r>
+    </w:p>
+    <w:p>
+      <w:pPr>
+        <w:rPr>
+          <w:rFonts w:ascii="Times New Roman" w:hAnsi="Times New Roman" w:cs="Times New Roman"/>
+        </w:rPr>
+      </w:pPr>
+      <w:r>
+        <w:rPr>
+          <w:rFonts w:ascii="Times New Roman" w:hAnsi="Times New Roman" w:cs="Times New Roman"/>
+        </w:rPr>
         <w:t>…</w:t>
       </w:r>
     </w:p>

--- a/documentation/docs/BACKLOG.docx
+++ b/documentation/docs/BACKLOG.docx
@@ -8,8 +8,8 @@
           <w:rFonts w:ascii="Times New Roman" w:hAnsi="Times New Roman" w:cs="Times New Roman"/>
           <w:b/>
           <w:bCs/>
-          <w:sz w:val="36"/>
-          <w:szCs w:val="36"/>
+          <w:sz w:val="44"/>
+          <w:szCs w:val="44"/>
         </w:rPr>
       </w:pPr>
       <w:r>
@@ -17,8 +17,8 @@
           <w:rFonts w:ascii="Times New Roman" w:hAnsi="Times New Roman" w:cs="Times New Roman"/>
           <w:b/>
           <w:bCs/>
-          <w:sz w:val="36"/>
-          <w:szCs w:val="36"/>
+          <w:sz w:val="44"/>
+          <w:szCs w:val="44"/>
         </w:rPr>
         <w:t>BACKLOG</w:t>
       </w:r>
@@ -55,8 +55,8 @@
           <w:rFonts w:ascii="Times New Roman" w:hAnsi="Times New Roman" w:cs="Times New Roman"/>
           <w:b/>
           <w:bCs/>
-          <w:sz w:val="28"/>
-          <w:szCs w:val="28"/>
+          <w:sz w:val="40"/>
+          <w:szCs w:val="40"/>
         </w:rPr>
       </w:pPr>
       <w:r>
@@ -64,8 +64,8 @@
           <w:rFonts w:ascii="Times New Roman" w:hAnsi="Times New Roman" w:cs="Times New Roman"/>
           <w:b/>
           <w:bCs/>
-          <w:sz w:val="28"/>
-          <w:szCs w:val="28"/>
+          <w:sz w:val="40"/>
+          <w:szCs w:val="40"/>
         </w:rPr>
         <w:t>BUGFIX</w:t>
       </w:r>
@@ -74,11 +74,19 @@
       <w:pPr>
         <w:rPr>
           <w:rFonts w:ascii="Times New Roman" w:hAnsi="Times New Roman" w:cs="Times New Roman"/>
-        </w:rPr>
-      </w:pPr>
-      <w:r>
-        <w:rPr>
-          <w:rFonts w:ascii="Times New Roman" w:hAnsi="Times New Roman" w:cs="Times New Roman"/>
+          <w:b/>
+          <w:bCs/>
+          <w:sz w:val="32"/>
+          <w:szCs w:val="32"/>
+        </w:rPr>
+      </w:pPr>
+      <w:r>
+        <w:rPr>
+          <w:rFonts w:ascii="Times New Roman" w:hAnsi="Times New Roman" w:cs="Times New Roman"/>
+          <w:b/>
+          <w:bCs/>
+          <w:sz w:val="32"/>
+          <w:szCs w:val="32"/>
         </w:rPr>
         <w:t>ENGINE</w:t>
       </w:r>
@@ -223,85 +231,28 @@
         <w:rPr>
           <w:rFonts w:ascii="Times New Roman" w:hAnsi="Times New Roman" w:cs="Times New Roman"/>
         </w:rPr>
-        <w:t xml:space="preserve">+ entities while ai switching to </w:t>
-      </w:r>
-      <w:proofErr w:type="spellStart"/>
-      <w:r>
-        <w:rPr>
-          <w:rFonts w:ascii="Times New Roman" w:hAnsi="Times New Roman" w:cs="Times New Roman"/>
-        </w:rPr>
-        <w:t>aggro</w:t>
-      </w:r>
-      <w:proofErr w:type="spellEnd"/>
-      <w:r>
-        <w:rPr>
-          <w:rFonts w:ascii="Times New Roman" w:hAnsi="Times New Roman" w:cs="Times New Roman"/>
-        </w:rPr>
-        <w:t xml:space="preserve"> </w:t>
-      </w:r>
-      <w:proofErr w:type="spellStart"/>
-      <w:r>
-        <w:rPr>
-          <w:rFonts w:ascii="Times New Roman" w:hAnsi="Times New Roman" w:cs="Times New Roman"/>
-        </w:rPr>
-        <w:t>behaviour</w:t>
-      </w:r>
-      <w:proofErr w:type="spellEnd"/>
-      <w:r>
-        <w:rPr>
-          <w:rFonts w:ascii="Times New Roman" w:hAnsi="Times New Roman" w:cs="Times New Roman"/>
-        </w:rPr>
-        <w:t xml:space="preserve"> case don’t instantly perform </w:t>
-      </w:r>
-      <w:proofErr w:type="spellStart"/>
-      <w:r>
-        <w:rPr>
-          <w:rFonts w:ascii="Times New Roman" w:hAnsi="Times New Roman" w:cs="Times New Roman"/>
-        </w:rPr>
-        <w:t>aggro</w:t>
-      </w:r>
-      <w:proofErr w:type="spellEnd"/>
-      <w:r>
-        <w:rPr>
-          <w:rFonts w:ascii="Times New Roman" w:hAnsi="Times New Roman" w:cs="Times New Roman"/>
-        </w:rPr>
-        <w:t xml:space="preserve"> commands algorithm</w:t>
-      </w:r>
-    </w:p>
-    <w:p>
-      <w:pPr>
-        <w:rPr>
-          <w:rFonts w:ascii="Times New Roman" w:hAnsi="Times New Roman" w:cs="Times New Roman"/>
-        </w:rPr>
-      </w:pPr>
-      <w:r>
-        <w:rPr>
-          <w:rFonts w:ascii="Times New Roman" w:hAnsi="Times New Roman" w:cs="Times New Roman"/>
-        </w:rPr>
-        <w:t xml:space="preserve">+ when entity is </w:t>
-      </w:r>
-      <w:proofErr w:type="spellStart"/>
-      <w:r>
-        <w:rPr>
-          <w:rFonts w:ascii="Times New Roman" w:hAnsi="Times New Roman" w:cs="Times New Roman"/>
-        </w:rPr>
-        <w:t>jump_descending</w:t>
-      </w:r>
-      <w:proofErr w:type="spellEnd"/>
-      <w:r>
-        <w:rPr>
-          <w:rFonts w:ascii="Times New Roman" w:hAnsi="Times New Roman" w:cs="Times New Roman"/>
-        </w:rPr>
-        <w:t xml:space="preserve"> and player moves left or right the state does not switch to </w:t>
-      </w:r>
-      <w:proofErr w:type="spellStart"/>
-      <w:r>
-        <w:rPr>
-          <w:rFonts w:ascii="Times New Roman" w:hAnsi="Times New Roman" w:cs="Times New Roman"/>
-        </w:rPr>
-        <w:t>overall_descending</w:t>
-      </w:r>
-      <w:proofErr w:type="spellEnd"/>
+        <w:t>+ entities while ai switching to aggro behaviour case don’t instantly perform aggro commands algorithm</w:t>
+      </w:r>
+    </w:p>
+    <w:p>
+      <w:pPr>
+        <w:rPr>
+          <w:rFonts w:ascii="Times New Roman" w:hAnsi="Times New Roman" w:cs="Times New Roman"/>
+        </w:rPr>
+      </w:pPr>
+      <w:r>
+        <w:rPr>
+          <w:rFonts w:ascii="Times New Roman" w:hAnsi="Times New Roman" w:cs="Times New Roman"/>
+          <w:strike/>
+        </w:rPr>
+        <w:t>+ when entity is jump_descending and player moves left or right the state does not switch to overall_descending</w:t>
+      </w:r>
+      <w:r>
+        <w:rPr>
+          <w:rFonts w:ascii="Times New Roman" w:hAnsi="Times New Roman" w:cs="Times New Roman"/>
+        </w:rPr>
+        <w:t xml:space="preserve"> 10.08.2025</w:t>
+      </w:r>
     </w:p>
     <w:p>
       <w:pPr>
@@ -360,11 +311,19 @@
       <w:pPr>
         <w:rPr>
           <w:rFonts w:ascii="Times New Roman" w:hAnsi="Times New Roman" w:cs="Times New Roman"/>
-        </w:rPr>
-      </w:pPr>
-      <w:r>
-        <w:rPr>
-          <w:rFonts w:ascii="Times New Roman" w:hAnsi="Times New Roman" w:cs="Times New Roman"/>
+          <w:b/>
+          <w:bCs/>
+          <w:sz w:val="32"/>
+          <w:szCs w:val="32"/>
+        </w:rPr>
+      </w:pPr>
+      <w:r>
+        <w:rPr>
+          <w:rFonts w:ascii="Times New Roman" w:hAnsi="Times New Roman" w:cs="Times New Roman"/>
+          <w:b/>
+          <w:bCs/>
+          <w:sz w:val="32"/>
+          <w:szCs w:val="32"/>
         </w:rPr>
         <w:t>ASSETS</w:t>
       </w:r>

--- a/documentation/docs/BACKLOG.docx
+++ b/documentation/docs/BACKLOG.docx
@@ -191,6 +191,125 @@
       <w:r>
         <w:rPr>
           <w:rFonts w:ascii="Times New Roman" w:hAnsi="Times New Roman" w:cs="Times New Roman"/>
+          <w:strike/>
+        </w:rPr>
+        <w:t xml:space="preserve">+ when block </w:t>
+      </w:r>
+      <w:proofErr w:type="spellStart"/>
+      <w:r>
+        <w:rPr>
+          <w:rFonts w:ascii="Times New Roman" w:hAnsi="Times New Roman" w:cs="Times New Roman"/>
+          <w:strike/>
+        </w:rPr>
+        <w:t>modelstate</w:t>
+      </w:r>
+      <w:proofErr w:type="spellEnd"/>
+      <w:r>
+        <w:rPr>
+          <w:rFonts w:ascii="Times New Roman" w:hAnsi="Times New Roman" w:cs="Times New Roman"/>
+          <w:strike/>
+        </w:rPr>
+        <w:t xml:space="preserve"> and </w:t>
+      </w:r>
+      <w:proofErr w:type="spellStart"/>
+      <w:r>
+        <w:rPr>
+          <w:rFonts w:ascii="Times New Roman" w:hAnsi="Times New Roman" w:cs="Times New Roman"/>
+          <w:strike/>
+        </w:rPr>
+        <w:t>blockpressed</w:t>
+      </w:r>
+      <w:proofErr w:type="spellEnd"/>
+      <w:r>
+        <w:rPr>
+          <w:rFonts w:ascii="Times New Roman" w:hAnsi="Times New Roman" w:cs="Times New Roman"/>
+          <w:strike/>
+        </w:rPr>
+        <w:t xml:space="preserve"> released the block </w:t>
+      </w:r>
+      <w:proofErr w:type="spellStart"/>
+      <w:r>
+        <w:rPr>
+          <w:rFonts w:ascii="Times New Roman" w:hAnsi="Times New Roman" w:cs="Times New Roman"/>
+          <w:strike/>
+        </w:rPr>
+        <w:t>modelstate</w:t>
+      </w:r>
+      <w:proofErr w:type="spellEnd"/>
+      <w:r>
+        <w:rPr>
+          <w:rFonts w:ascii="Times New Roman" w:hAnsi="Times New Roman" w:cs="Times New Roman"/>
+          <w:strike/>
+        </w:rPr>
+        <w:t xml:space="preserve"> stays on</w:t>
+      </w:r>
+      <w:r>
+        <w:rPr>
+          <w:rFonts w:ascii="Times New Roman" w:hAnsi="Times New Roman" w:cs="Times New Roman"/>
+        </w:rPr>
+        <w:t xml:space="preserve"> </w:t>
+      </w:r>
+      <w:r>
+        <w:rPr>
+          <w:rFonts w:ascii="Times New Roman" w:hAnsi="Times New Roman" w:cs="Times New Roman"/>
+        </w:rPr>
+        <w:t>10.08.2025</w:t>
+      </w:r>
+    </w:p>
+    <w:p>
+      <w:pPr>
+        <w:rPr>
+          <w:rFonts w:ascii="Times New Roman" w:hAnsi="Times New Roman" w:cs="Times New Roman"/>
+        </w:rPr>
+      </w:pPr>
+      <w:r>
+        <w:rPr>
+          <w:rFonts w:ascii="Times New Roman" w:hAnsi="Times New Roman" w:cs="Times New Roman"/>
+          <w:strike/>
+        </w:rPr>
+        <w:t xml:space="preserve">+ when entity is </w:t>
+      </w:r>
+      <w:proofErr w:type="spellStart"/>
+      <w:r>
+        <w:rPr>
+          <w:rFonts w:ascii="Times New Roman" w:hAnsi="Times New Roman" w:cs="Times New Roman"/>
+          <w:strike/>
+        </w:rPr>
+        <w:t>jump_descending</w:t>
+      </w:r>
+      <w:proofErr w:type="spellEnd"/>
+      <w:r>
+        <w:rPr>
+          <w:rFonts w:ascii="Times New Roman" w:hAnsi="Times New Roman" w:cs="Times New Roman"/>
+          <w:strike/>
+        </w:rPr>
+        <w:t xml:space="preserve"> and player moves left or right the state does not switch to </w:t>
+      </w:r>
+      <w:proofErr w:type="spellStart"/>
+      <w:r>
+        <w:rPr>
+          <w:rFonts w:ascii="Times New Roman" w:hAnsi="Times New Roman" w:cs="Times New Roman"/>
+          <w:strike/>
+        </w:rPr>
+        <w:t>overall_descending</w:t>
+      </w:r>
+      <w:proofErr w:type="spellEnd"/>
+      <w:r>
+        <w:rPr>
+          <w:rFonts w:ascii="Times New Roman" w:hAnsi="Times New Roman" w:cs="Times New Roman"/>
+        </w:rPr>
+        <w:t xml:space="preserve"> 10.08.2025</w:t>
+      </w:r>
+    </w:p>
+    <w:p>
+      <w:pPr>
+        <w:rPr>
+          <w:rFonts w:ascii="Times New Roman" w:hAnsi="Times New Roman" w:cs="Times New Roman"/>
+        </w:rPr>
+      </w:pPr>
+      <w:r>
+        <w:rPr>
+          <w:rFonts w:ascii="Times New Roman" w:hAnsi="Times New Roman" w:cs="Times New Roman"/>
         </w:rPr>
         <w:t>+ no draw weapon when block</w:t>
       </w:r>
@@ -231,27 +350,49 @@
         <w:rPr>
           <w:rFonts w:ascii="Times New Roman" w:hAnsi="Times New Roman" w:cs="Times New Roman"/>
         </w:rPr>
-        <w:t>+ entities while ai switching to aggro behaviour case don’t instantly perform aggro commands algorithm</w:t>
-      </w:r>
-    </w:p>
-    <w:p>
-      <w:pPr>
-        <w:rPr>
-          <w:rFonts w:ascii="Times New Roman" w:hAnsi="Times New Roman" w:cs="Times New Roman"/>
-        </w:rPr>
-      </w:pPr>
-      <w:r>
-        <w:rPr>
-          <w:rFonts w:ascii="Times New Roman" w:hAnsi="Times New Roman" w:cs="Times New Roman"/>
-          <w:strike/>
-        </w:rPr>
-        <w:t>+ when entity is jump_descending and player moves left or right the state does not switch to overall_descending</w:t>
-      </w:r>
-      <w:r>
-        <w:rPr>
-          <w:rFonts w:ascii="Times New Roman" w:hAnsi="Times New Roman" w:cs="Times New Roman"/>
-        </w:rPr>
-        <w:t xml:space="preserve"> 10.08.2025</w:t>
+        <w:t xml:space="preserve">+ entities while ai switching to </w:t>
+      </w:r>
+      <w:proofErr w:type="spellStart"/>
+      <w:r>
+        <w:rPr>
+          <w:rFonts w:ascii="Times New Roman" w:hAnsi="Times New Roman" w:cs="Times New Roman"/>
+        </w:rPr>
+        <w:t>aggro</w:t>
+      </w:r>
+      <w:proofErr w:type="spellEnd"/>
+      <w:r>
+        <w:rPr>
+          <w:rFonts w:ascii="Times New Roman" w:hAnsi="Times New Roman" w:cs="Times New Roman"/>
+        </w:rPr>
+        <w:t xml:space="preserve"> </w:t>
+      </w:r>
+      <w:proofErr w:type="spellStart"/>
+      <w:r>
+        <w:rPr>
+          <w:rFonts w:ascii="Times New Roman" w:hAnsi="Times New Roman" w:cs="Times New Roman"/>
+        </w:rPr>
+        <w:t>behaviour</w:t>
+      </w:r>
+      <w:proofErr w:type="spellEnd"/>
+      <w:r>
+        <w:rPr>
+          <w:rFonts w:ascii="Times New Roman" w:hAnsi="Times New Roman" w:cs="Times New Roman"/>
+        </w:rPr>
+        <w:t xml:space="preserve"> case don’t instantly perform </w:t>
+      </w:r>
+      <w:proofErr w:type="spellStart"/>
+      <w:r>
+        <w:rPr>
+          <w:rFonts w:ascii="Times New Roman" w:hAnsi="Times New Roman" w:cs="Times New Roman"/>
+        </w:rPr>
+        <w:t>aggro</w:t>
+      </w:r>
+      <w:proofErr w:type="spellEnd"/>
+      <w:r>
+        <w:rPr>
+          <w:rFonts w:ascii="Times New Roman" w:hAnsi="Times New Roman" w:cs="Times New Roman"/>
+        </w:rPr>
+        <w:t xml:space="preserve"> commands algorithm</w:t>
       </w:r>
     </w:p>
     <w:p>

--- a/documentation/docs/BACKLOG.docx
+++ b/documentation/docs/BACKLOG.docx
@@ -193,6 +193,51 @@
           <w:rFonts w:ascii="Times New Roman" w:hAnsi="Times New Roman" w:cs="Times New Roman"/>
           <w:strike/>
         </w:rPr>
+        <w:t xml:space="preserve">+ when entity is </w:t>
+      </w:r>
+      <w:proofErr w:type="spellStart"/>
+      <w:r>
+        <w:rPr>
+          <w:rFonts w:ascii="Times New Roman" w:hAnsi="Times New Roman" w:cs="Times New Roman"/>
+          <w:strike/>
+        </w:rPr>
+        <w:t>jump_descending</w:t>
+      </w:r>
+      <w:proofErr w:type="spellEnd"/>
+      <w:r>
+        <w:rPr>
+          <w:rFonts w:ascii="Times New Roman" w:hAnsi="Times New Roman" w:cs="Times New Roman"/>
+          <w:strike/>
+        </w:rPr>
+        <w:t xml:space="preserve"> and player moves left or right the state does not switch to </w:t>
+      </w:r>
+      <w:proofErr w:type="spellStart"/>
+      <w:r>
+        <w:rPr>
+          <w:rFonts w:ascii="Times New Roman" w:hAnsi="Times New Roman" w:cs="Times New Roman"/>
+          <w:strike/>
+        </w:rPr>
+        <w:t>overall_descending</w:t>
+      </w:r>
+      <w:proofErr w:type="spellEnd"/>
+      <w:r>
+        <w:rPr>
+          <w:rFonts w:ascii="Times New Roman" w:hAnsi="Times New Roman" w:cs="Times New Roman"/>
+        </w:rPr>
+        <w:t xml:space="preserve"> 10.08.2025</w:t>
+      </w:r>
+    </w:p>
+    <w:p>
+      <w:pPr>
+        <w:rPr>
+          <w:rFonts w:ascii="Times New Roman" w:hAnsi="Times New Roman" w:cs="Times New Roman"/>
+        </w:rPr>
+      </w:pPr>
+      <w:r>
+        <w:rPr>
+          <w:rFonts w:ascii="Times New Roman" w:hAnsi="Times New Roman" w:cs="Times New Roman"/>
+          <w:strike/>
+        </w:rPr>
         <w:t xml:space="preserve">+ when block </w:t>
       </w:r>
       <w:proofErr w:type="spellStart"/>
@@ -254,51 +299,6 @@
           <w:rFonts w:ascii="Times New Roman" w:hAnsi="Times New Roman" w:cs="Times New Roman"/>
         </w:rPr>
         <w:t>10.08.2025</w:t>
-      </w:r>
-    </w:p>
-    <w:p>
-      <w:pPr>
-        <w:rPr>
-          <w:rFonts w:ascii="Times New Roman" w:hAnsi="Times New Roman" w:cs="Times New Roman"/>
-        </w:rPr>
-      </w:pPr>
-      <w:r>
-        <w:rPr>
-          <w:rFonts w:ascii="Times New Roman" w:hAnsi="Times New Roman" w:cs="Times New Roman"/>
-          <w:strike/>
-        </w:rPr>
-        <w:t xml:space="preserve">+ when entity is </w:t>
-      </w:r>
-      <w:proofErr w:type="spellStart"/>
-      <w:r>
-        <w:rPr>
-          <w:rFonts w:ascii="Times New Roman" w:hAnsi="Times New Roman" w:cs="Times New Roman"/>
-          <w:strike/>
-        </w:rPr>
-        <w:t>jump_descending</w:t>
-      </w:r>
-      <w:proofErr w:type="spellEnd"/>
-      <w:r>
-        <w:rPr>
-          <w:rFonts w:ascii="Times New Roman" w:hAnsi="Times New Roman" w:cs="Times New Roman"/>
-          <w:strike/>
-        </w:rPr>
-        <w:t xml:space="preserve"> and player moves left or right the state does not switch to </w:t>
-      </w:r>
-      <w:proofErr w:type="spellStart"/>
-      <w:r>
-        <w:rPr>
-          <w:rFonts w:ascii="Times New Roman" w:hAnsi="Times New Roman" w:cs="Times New Roman"/>
-          <w:strike/>
-        </w:rPr>
-        <w:t>overall_descending</w:t>
-      </w:r>
-      <w:proofErr w:type="spellEnd"/>
-      <w:r>
-        <w:rPr>
-          <w:rFonts w:ascii="Times New Roman" w:hAnsi="Times New Roman" w:cs="Times New Roman"/>
-        </w:rPr>
-        <w:t xml:space="preserve"> 10.08.2025</w:t>
       </w:r>
     </w:p>
     <w:p>

--- a/documentation/docs/BACKLOG.docx
+++ b/documentation/docs/BACKLOG.docx
@@ -113,15 +113,30 @@
       <w:r>
         <w:rPr>
           <w:rFonts w:ascii="Times New Roman" w:hAnsi="Times New Roman" w:cs="Times New Roman"/>
+          <w:strike/>
         </w:rPr>
         <w:t xml:space="preserve">+ </w:t>
       </w:r>
       <w:r>
         <w:rPr>
           <w:rFonts w:ascii="Times New Roman" w:hAnsi="Times New Roman" w:cs="Times New Roman"/>
+          <w:strike/>
         </w:rPr>
         <w:t>serious memory leak from unknown source</w:t>
       </w:r>
+      <w:r>
+        <w:rPr>
+          <w:rFonts w:ascii="Times New Roman" w:hAnsi="Times New Roman" w:cs="Times New Roman"/>
+          <w:strike/>
+        </w:rPr>
+        <w:t xml:space="preserve"> </w:t>
+      </w:r>
+      <w:r>
+        <w:rPr>
+          <w:rFonts w:ascii="Times New Roman" w:hAnsi="Times New Roman" w:cs="Times New Roman"/>
+        </w:rPr>
+        <w:t>10.08.2025</w:t>
+      </w:r>
     </w:p>
     <w:p>
       <w:pPr>
@@ -193,100 +208,27 @@
           <w:rFonts w:ascii="Times New Roman" w:hAnsi="Times New Roman" w:cs="Times New Roman"/>
           <w:strike/>
         </w:rPr>
-        <w:t xml:space="preserve">+ when entity is </w:t>
-      </w:r>
-      <w:proofErr w:type="spellStart"/>
+        <w:t>+ when entity is jump_descending and player moves left or right the state does not switch to overall_descending</w:t>
+      </w:r>
+      <w:r>
+        <w:rPr>
+          <w:rFonts w:ascii="Times New Roman" w:hAnsi="Times New Roman" w:cs="Times New Roman"/>
+        </w:rPr>
+        <w:t xml:space="preserve"> 10.08.2025</w:t>
+      </w:r>
+    </w:p>
+    <w:p>
+      <w:pPr>
+        <w:rPr>
+          <w:rFonts w:ascii="Times New Roman" w:hAnsi="Times New Roman" w:cs="Times New Roman"/>
+        </w:rPr>
+      </w:pPr>
       <w:r>
         <w:rPr>
           <w:rFonts w:ascii="Times New Roman" w:hAnsi="Times New Roman" w:cs="Times New Roman"/>
           <w:strike/>
         </w:rPr>
-        <w:t>jump_descending</w:t>
-      </w:r>
-      <w:proofErr w:type="spellEnd"/>
-      <w:r>
-        <w:rPr>
-          <w:rFonts w:ascii="Times New Roman" w:hAnsi="Times New Roman" w:cs="Times New Roman"/>
-          <w:strike/>
-        </w:rPr>
-        <w:t xml:space="preserve"> and player moves left or right the state does not switch to </w:t>
-      </w:r>
-      <w:proofErr w:type="spellStart"/>
-      <w:r>
-        <w:rPr>
-          <w:rFonts w:ascii="Times New Roman" w:hAnsi="Times New Roman" w:cs="Times New Roman"/>
-          <w:strike/>
-        </w:rPr>
-        <w:t>overall_descending</w:t>
-      </w:r>
-      <w:proofErr w:type="spellEnd"/>
-      <w:r>
-        <w:rPr>
-          <w:rFonts w:ascii="Times New Roman" w:hAnsi="Times New Roman" w:cs="Times New Roman"/>
-        </w:rPr>
-        <w:t xml:space="preserve"> 10.08.2025</w:t>
-      </w:r>
-    </w:p>
-    <w:p>
-      <w:pPr>
-        <w:rPr>
-          <w:rFonts w:ascii="Times New Roman" w:hAnsi="Times New Roman" w:cs="Times New Roman"/>
-        </w:rPr>
-      </w:pPr>
-      <w:r>
-        <w:rPr>
-          <w:rFonts w:ascii="Times New Roman" w:hAnsi="Times New Roman" w:cs="Times New Roman"/>
-          <w:strike/>
-        </w:rPr>
-        <w:t xml:space="preserve">+ when block </w:t>
-      </w:r>
-      <w:proofErr w:type="spellStart"/>
-      <w:r>
-        <w:rPr>
-          <w:rFonts w:ascii="Times New Roman" w:hAnsi="Times New Roman" w:cs="Times New Roman"/>
-          <w:strike/>
-        </w:rPr>
-        <w:t>modelstate</w:t>
-      </w:r>
-      <w:proofErr w:type="spellEnd"/>
-      <w:r>
-        <w:rPr>
-          <w:rFonts w:ascii="Times New Roman" w:hAnsi="Times New Roman" w:cs="Times New Roman"/>
-          <w:strike/>
-        </w:rPr>
-        <w:t xml:space="preserve"> and </w:t>
-      </w:r>
-      <w:proofErr w:type="spellStart"/>
-      <w:r>
-        <w:rPr>
-          <w:rFonts w:ascii="Times New Roman" w:hAnsi="Times New Roman" w:cs="Times New Roman"/>
-          <w:strike/>
-        </w:rPr>
-        <w:t>blockpressed</w:t>
-      </w:r>
-      <w:proofErr w:type="spellEnd"/>
-      <w:r>
-        <w:rPr>
-          <w:rFonts w:ascii="Times New Roman" w:hAnsi="Times New Roman" w:cs="Times New Roman"/>
-          <w:strike/>
-        </w:rPr>
-        <w:t xml:space="preserve"> released the block </w:t>
-      </w:r>
-      <w:proofErr w:type="spellStart"/>
-      <w:r>
-        <w:rPr>
-          <w:rFonts w:ascii="Times New Roman" w:hAnsi="Times New Roman" w:cs="Times New Roman"/>
-          <w:strike/>
-        </w:rPr>
-        <w:t>modelstate</w:t>
-      </w:r>
-      <w:proofErr w:type="spellEnd"/>
-      <w:r>
-        <w:rPr>
-          <w:rFonts w:ascii="Times New Roman" w:hAnsi="Times New Roman" w:cs="Times New Roman"/>
-          <w:strike/>
-        </w:rPr>
-        <w:t xml:space="preserve"> stays on</w:t>
+        <w:t>+ when block modelstate and blockpressed released the block modelstate stays on</w:t>
       </w:r>
       <w:r>
         <w:rPr>
@@ -350,49 +292,7 @@
         <w:rPr>
           <w:rFonts w:ascii="Times New Roman" w:hAnsi="Times New Roman" w:cs="Times New Roman"/>
         </w:rPr>
-        <w:t xml:space="preserve">+ entities while ai switching to </w:t>
-      </w:r>
-      <w:proofErr w:type="spellStart"/>
-      <w:r>
-        <w:rPr>
-          <w:rFonts w:ascii="Times New Roman" w:hAnsi="Times New Roman" w:cs="Times New Roman"/>
-        </w:rPr>
-        <w:t>aggro</w:t>
-      </w:r>
-      <w:proofErr w:type="spellEnd"/>
-      <w:r>
-        <w:rPr>
-          <w:rFonts w:ascii="Times New Roman" w:hAnsi="Times New Roman" w:cs="Times New Roman"/>
-        </w:rPr>
-        <w:t xml:space="preserve"> </w:t>
-      </w:r>
-      <w:proofErr w:type="spellStart"/>
-      <w:r>
-        <w:rPr>
-          <w:rFonts w:ascii="Times New Roman" w:hAnsi="Times New Roman" w:cs="Times New Roman"/>
-        </w:rPr>
-        <w:t>behaviour</w:t>
-      </w:r>
-      <w:proofErr w:type="spellEnd"/>
-      <w:r>
-        <w:rPr>
-          <w:rFonts w:ascii="Times New Roman" w:hAnsi="Times New Roman" w:cs="Times New Roman"/>
-        </w:rPr>
-        <w:t xml:space="preserve"> case don’t instantly perform </w:t>
-      </w:r>
-      <w:proofErr w:type="spellStart"/>
-      <w:r>
-        <w:rPr>
-          <w:rFonts w:ascii="Times New Roman" w:hAnsi="Times New Roman" w:cs="Times New Roman"/>
-        </w:rPr>
-        <w:t>aggro</w:t>
-      </w:r>
-      <w:proofErr w:type="spellEnd"/>
-      <w:r>
-        <w:rPr>
-          <w:rFonts w:ascii="Times New Roman" w:hAnsi="Times New Roman" w:cs="Times New Roman"/>
-        </w:rPr>
-        <w:t xml:space="preserve"> commands algorithm</w:t>
+        <w:t>+ entities while ai switching to aggro behaviour case don’t instantly perform aggro commands algorithm</w:t>
       </w:r>
     </w:p>
     <w:p>

--- a/documentation/docs/BACKLOG.docx
+++ b/documentation/docs/BACKLOG.docx
@@ -113,21 +113,111 @@
       <w:r>
         <w:rPr>
           <w:rFonts w:ascii="Times New Roman" w:hAnsi="Times New Roman" w:cs="Times New Roman"/>
+        </w:rPr>
+        <w:t xml:space="preserve">+ </w:t>
+      </w:r>
+      <w:r>
+        <w:rPr>
+          <w:rFonts w:ascii="Times New Roman" w:hAnsi="Times New Roman" w:cs="Times New Roman"/>
+        </w:rPr>
+        <w:t>serious memory leak from unknown source</w:t>
+      </w:r>
+    </w:p>
+    <w:p>
+      <w:pPr>
+        <w:rPr>
+          <w:rFonts w:ascii="Times New Roman" w:hAnsi="Times New Roman" w:cs="Times New Roman"/>
+        </w:rPr>
+      </w:pPr>
+    </w:p>
+    <w:p>
+      <w:pPr>
+        <w:rPr>
+          <w:rFonts w:ascii="Times New Roman" w:hAnsi="Times New Roman" w:cs="Times New Roman"/>
+        </w:rPr>
+      </w:pPr>
+      <w:r>
+        <w:rPr>
+          <w:rFonts w:ascii="Times New Roman" w:hAnsi="Times New Roman" w:cs="Times New Roman"/>
+        </w:rPr>
+        <w:t>INPUT</w:t>
+      </w:r>
+    </w:p>
+    <w:p>
+      <w:pPr>
+        <w:rPr>
+          <w:rFonts w:ascii="Times New Roman" w:hAnsi="Times New Roman" w:cs="Times New Roman"/>
+        </w:rPr>
+      </w:pPr>
+      <w:r>
+        <w:rPr>
+          <w:rFonts w:ascii="Times New Roman" w:hAnsi="Times New Roman" w:cs="Times New Roman"/>
+        </w:rPr>
+        <w:t xml:space="preserve">+ </w:t>
+      </w:r>
+      <w:r>
+        <w:rPr>
+          <w:rFonts w:ascii="Times New Roman" w:hAnsi="Times New Roman" w:cs="Times New Roman"/>
+        </w:rPr>
+        <w:t>input is overall enabled when game window is not active and when the cursor is out of the game window</w:t>
+      </w:r>
+    </w:p>
+    <w:p>
+      <w:pPr>
+        <w:rPr>
+          <w:rFonts w:ascii="Times New Roman" w:hAnsi="Times New Roman" w:cs="Times New Roman"/>
+        </w:rPr>
+      </w:pPr>
+    </w:p>
+    <w:p>
+      <w:pPr>
+        <w:rPr>
+          <w:rFonts w:ascii="Times New Roman" w:hAnsi="Times New Roman" w:cs="Times New Roman"/>
+        </w:rPr>
+      </w:pPr>
+      <w:r>
+        <w:rPr>
+          <w:rFonts w:ascii="Times New Roman" w:hAnsi="Times New Roman" w:cs="Times New Roman"/>
+        </w:rPr>
+        <w:t>ENTITIES</w:t>
+      </w:r>
+    </w:p>
+    <w:p>
+      <w:pPr>
+        <w:rPr>
+          <w:rFonts w:ascii="Times New Roman" w:hAnsi="Times New Roman" w:cs="Times New Roman"/>
+        </w:rPr>
+      </w:pPr>
+      <w:r>
+        <w:rPr>
+          <w:rFonts w:ascii="Times New Roman" w:hAnsi="Times New Roman" w:cs="Times New Roman"/>
           <w:strike/>
         </w:rPr>
-        <w:t xml:space="preserve">+ </w:t>
-      </w:r>
+        <w:t>+ when entity is jump_descending and player moves left or right the state does not switch to overall_descending</w:t>
+      </w:r>
+      <w:r>
+        <w:rPr>
+          <w:rFonts w:ascii="Times New Roman" w:hAnsi="Times New Roman" w:cs="Times New Roman"/>
+        </w:rPr>
+        <w:t xml:space="preserve"> 10.08.2025</w:t>
+      </w:r>
+    </w:p>
+    <w:p>
+      <w:pPr>
+        <w:rPr>
+          <w:rFonts w:ascii="Times New Roman" w:hAnsi="Times New Roman" w:cs="Times New Roman"/>
+        </w:rPr>
+      </w:pPr>
       <w:r>
         <w:rPr>
           <w:rFonts w:ascii="Times New Roman" w:hAnsi="Times New Roman" w:cs="Times New Roman"/>
           <w:strike/>
         </w:rPr>
-        <w:t>serious memory leak from unknown source</w:t>
-      </w:r>
-      <w:r>
-        <w:rPr>
-          <w:rFonts w:ascii="Times New Roman" w:hAnsi="Times New Roman" w:cs="Times New Roman"/>
-          <w:strike/>
+        <w:t>+ when block modelstate and blockpressed released the block modelstate stays on</w:t>
+      </w:r>
+      <w:r>
+        <w:rPr>
+          <w:rFonts w:ascii="Times New Roman" w:hAnsi="Times New Roman" w:cs="Times New Roman"/>
         </w:rPr>
         <w:t xml:space="preserve"> </w:t>
       </w:r>
@@ -144,111 +234,6 @@
           <w:rFonts w:ascii="Times New Roman" w:hAnsi="Times New Roman" w:cs="Times New Roman"/>
         </w:rPr>
       </w:pPr>
-    </w:p>
-    <w:p>
-      <w:pPr>
-        <w:rPr>
-          <w:rFonts w:ascii="Times New Roman" w:hAnsi="Times New Roman" w:cs="Times New Roman"/>
-        </w:rPr>
-      </w:pPr>
-      <w:r>
-        <w:rPr>
-          <w:rFonts w:ascii="Times New Roman" w:hAnsi="Times New Roman" w:cs="Times New Roman"/>
-        </w:rPr>
-        <w:t>INPUT</w:t>
-      </w:r>
-    </w:p>
-    <w:p>
-      <w:pPr>
-        <w:rPr>
-          <w:rFonts w:ascii="Times New Roman" w:hAnsi="Times New Roman" w:cs="Times New Roman"/>
-        </w:rPr>
-      </w:pPr>
-      <w:r>
-        <w:rPr>
-          <w:rFonts w:ascii="Times New Roman" w:hAnsi="Times New Roman" w:cs="Times New Roman"/>
-        </w:rPr>
-        <w:t xml:space="preserve">+ </w:t>
-      </w:r>
-      <w:r>
-        <w:rPr>
-          <w:rFonts w:ascii="Times New Roman" w:hAnsi="Times New Roman" w:cs="Times New Roman"/>
-        </w:rPr>
-        <w:t>input is overall enabled when game window is not active and when the cursor is out of the game window</w:t>
-      </w:r>
-    </w:p>
-    <w:p>
-      <w:pPr>
-        <w:rPr>
-          <w:rFonts w:ascii="Times New Roman" w:hAnsi="Times New Roman" w:cs="Times New Roman"/>
-        </w:rPr>
-      </w:pPr>
-    </w:p>
-    <w:p>
-      <w:pPr>
-        <w:rPr>
-          <w:rFonts w:ascii="Times New Roman" w:hAnsi="Times New Roman" w:cs="Times New Roman"/>
-        </w:rPr>
-      </w:pPr>
-      <w:r>
-        <w:rPr>
-          <w:rFonts w:ascii="Times New Roman" w:hAnsi="Times New Roman" w:cs="Times New Roman"/>
-        </w:rPr>
-        <w:t>ENTITIES</w:t>
-      </w:r>
-    </w:p>
-    <w:p>
-      <w:pPr>
-        <w:rPr>
-          <w:rFonts w:ascii="Times New Roman" w:hAnsi="Times New Roman" w:cs="Times New Roman"/>
-        </w:rPr>
-      </w:pPr>
-      <w:r>
-        <w:rPr>
-          <w:rFonts w:ascii="Times New Roman" w:hAnsi="Times New Roman" w:cs="Times New Roman"/>
-          <w:strike/>
-        </w:rPr>
-        <w:t>+ when entity is jump_descending and player moves left or right the state does not switch to overall_descending</w:t>
-      </w:r>
-      <w:r>
-        <w:rPr>
-          <w:rFonts w:ascii="Times New Roman" w:hAnsi="Times New Roman" w:cs="Times New Roman"/>
-        </w:rPr>
-        <w:t xml:space="preserve"> 10.08.2025</w:t>
-      </w:r>
-    </w:p>
-    <w:p>
-      <w:pPr>
-        <w:rPr>
-          <w:rFonts w:ascii="Times New Roman" w:hAnsi="Times New Roman" w:cs="Times New Roman"/>
-        </w:rPr>
-      </w:pPr>
-      <w:r>
-        <w:rPr>
-          <w:rFonts w:ascii="Times New Roman" w:hAnsi="Times New Roman" w:cs="Times New Roman"/>
-          <w:strike/>
-        </w:rPr>
-        <w:t>+ when block modelstate and blockpressed released the block modelstate stays on</w:t>
-      </w:r>
-      <w:r>
-        <w:rPr>
-          <w:rFonts w:ascii="Times New Roman" w:hAnsi="Times New Roman" w:cs="Times New Roman"/>
-        </w:rPr>
-        <w:t xml:space="preserve"> </w:t>
-      </w:r>
-      <w:r>
-        <w:rPr>
-          <w:rFonts w:ascii="Times New Roman" w:hAnsi="Times New Roman" w:cs="Times New Roman"/>
-        </w:rPr>
-        <w:t>10.08.2025</w:t>
-      </w:r>
-    </w:p>
-    <w:p>
-      <w:pPr>
-        <w:rPr>
-          <w:rFonts w:ascii="Times New Roman" w:hAnsi="Times New Roman" w:cs="Times New Roman"/>
-        </w:rPr>
-      </w:pPr>
       <w:r>
         <w:rPr>
           <w:rFonts w:ascii="Times New Roman" w:hAnsi="Times New Roman" w:cs="Times New Roman"/>
@@ -273,6 +258,7 @@
       <w:pPr>
         <w:rPr>
           <w:rFonts w:ascii="Times New Roman" w:hAnsi="Times New Roman" w:cs="Times New Roman"/>
+          <w:lang w:val="uk-UA"/>
         </w:rPr>
       </w:pPr>
       <w:r>

--- a/documentation/docs/BACKLOG.docx
+++ b/documentation/docs/BACKLOG.docx
@@ -108,17 +108,20 @@
       <w:pPr>
         <w:rPr>
           <w:rFonts w:ascii="Times New Roman" w:hAnsi="Times New Roman" w:cs="Times New Roman"/>
-        </w:rPr>
-      </w:pPr>
-      <w:r>
-        <w:rPr>
-          <w:rFonts w:ascii="Times New Roman" w:hAnsi="Times New Roman" w:cs="Times New Roman"/>
+          <w:strike/>
+        </w:rPr>
+      </w:pPr>
+      <w:r>
+        <w:rPr>
+          <w:rFonts w:ascii="Times New Roman" w:hAnsi="Times New Roman" w:cs="Times New Roman"/>
+          <w:strike/>
         </w:rPr>
         <w:t xml:space="preserve">+ </w:t>
       </w:r>
       <w:r>
         <w:rPr>
           <w:rFonts w:ascii="Times New Roman" w:hAnsi="Times New Roman" w:cs="Times New Roman"/>
+          <w:strike/>
         </w:rPr>
         <w:t>serious memory leak from unknown source</w:t>
       </w:r>
@@ -147,17 +150,20 @@
       <w:pPr>
         <w:rPr>
           <w:rFonts w:ascii="Times New Roman" w:hAnsi="Times New Roman" w:cs="Times New Roman"/>
-        </w:rPr>
-      </w:pPr>
-      <w:r>
-        <w:rPr>
-          <w:rFonts w:ascii="Times New Roman" w:hAnsi="Times New Roman" w:cs="Times New Roman"/>
+          <w:strike/>
+        </w:rPr>
+      </w:pPr>
+      <w:r>
+        <w:rPr>
+          <w:rFonts w:ascii="Times New Roman" w:hAnsi="Times New Roman" w:cs="Times New Roman"/>
+          <w:strike/>
         </w:rPr>
         <w:t xml:space="preserve">+ </w:t>
       </w:r>
       <w:r>
         <w:rPr>
           <w:rFonts w:ascii="Times New Roman" w:hAnsi="Times New Roman" w:cs="Times New Roman"/>
+          <w:strike/>
         </w:rPr>
         <w:t>input is overall enabled when game window is not active and when the cursor is out of the game window</w:t>
       </w:r>
@@ -193,8 +199,33 @@
           <w:rFonts w:ascii="Times New Roman" w:hAnsi="Times New Roman" w:cs="Times New Roman"/>
           <w:strike/>
         </w:rPr>
-        <w:t>+ when entity is jump_descending and player moves left or right the state does not switch to overall_descending</w:t>
-      </w:r>
+        <w:t xml:space="preserve">+ when entity is </w:t>
+      </w:r>
+      <w:proofErr w:type="spellStart"/>
+      <w:r>
+        <w:rPr>
+          <w:rFonts w:ascii="Times New Roman" w:hAnsi="Times New Roman" w:cs="Times New Roman"/>
+          <w:strike/>
+        </w:rPr>
+        <w:t>jump_descending</w:t>
+      </w:r>
+      <w:proofErr w:type="spellEnd"/>
+      <w:r>
+        <w:rPr>
+          <w:rFonts w:ascii="Times New Roman" w:hAnsi="Times New Roman" w:cs="Times New Roman"/>
+          <w:strike/>
+        </w:rPr>
+        <w:t xml:space="preserve"> and player moves left or right the state does not switch to </w:t>
+      </w:r>
+      <w:proofErr w:type="spellStart"/>
+      <w:r>
+        <w:rPr>
+          <w:rFonts w:ascii="Times New Roman" w:hAnsi="Times New Roman" w:cs="Times New Roman"/>
+          <w:strike/>
+        </w:rPr>
+        <w:t>overall_descending</w:t>
+      </w:r>
+      <w:proofErr w:type="spellEnd"/>
       <w:r>
         <w:rPr>
           <w:rFonts w:ascii="Times New Roman" w:hAnsi="Times New Roman" w:cs="Times New Roman"/>
@@ -213,7 +244,55 @@
           <w:rFonts w:ascii="Times New Roman" w:hAnsi="Times New Roman" w:cs="Times New Roman"/>
           <w:strike/>
         </w:rPr>
-        <w:t>+ when block modelstate and blockpressed released the block modelstate stays on</w:t>
+        <w:t xml:space="preserve">+ when block </w:t>
+      </w:r>
+      <w:proofErr w:type="spellStart"/>
+      <w:r>
+        <w:rPr>
+          <w:rFonts w:ascii="Times New Roman" w:hAnsi="Times New Roman" w:cs="Times New Roman"/>
+          <w:strike/>
+        </w:rPr>
+        <w:t>modelstate</w:t>
+      </w:r>
+      <w:proofErr w:type="spellEnd"/>
+      <w:r>
+        <w:rPr>
+          <w:rFonts w:ascii="Times New Roman" w:hAnsi="Times New Roman" w:cs="Times New Roman"/>
+          <w:strike/>
+        </w:rPr>
+        <w:t xml:space="preserve"> and </w:t>
+      </w:r>
+      <w:proofErr w:type="spellStart"/>
+      <w:r>
+        <w:rPr>
+          <w:rFonts w:ascii="Times New Roman" w:hAnsi="Times New Roman" w:cs="Times New Roman"/>
+          <w:strike/>
+        </w:rPr>
+        <w:t>blockpressed</w:t>
+      </w:r>
+      <w:proofErr w:type="spellEnd"/>
+      <w:r>
+        <w:rPr>
+          <w:rFonts w:ascii="Times New Roman" w:hAnsi="Times New Roman" w:cs="Times New Roman"/>
+          <w:strike/>
+        </w:rPr>
+        <w:t xml:space="preserve"> released the block </w:t>
+      </w:r>
+      <w:proofErr w:type="spellStart"/>
+      <w:r>
+        <w:rPr>
+          <w:rFonts w:ascii="Times New Roman" w:hAnsi="Times New Roman" w:cs="Times New Roman"/>
+          <w:strike/>
+        </w:rPr>
+        <w:t>modelstate</w:t>
+      </w:r>
+      <w:proofErr w:type="spellEnd"/>
+      <w:r>
+        <w:rPr>
+          <w:rFonts w:ascii="Times New Roman" w:hAnsi="Times New Roman" w:cs="Times New Roman"/>
+          <w:strike/>
+        </w:rPr>
+        <w:t xml:space="preserve"> stays on</w:t>
       </w:r>
       <w:r>
         <w:rPr>
@@ -258,12 +337,14 @@
       <w:pPr>
         <w:rPr>
           <w:rFonts w:ascii="Times New Roman" w:hAnsi="Times New Roman" w:cs="Times New Roman"/>
+          <w:strike/>
           <w:lang w:val="uk-UA"/>
         </w:rPr>
       </w:pPr>
       <w:r>
         <w:rPr>
           <w:rFonts w:ascii="Times New Roman" w:hAnsi="Times New Roman" w:cs="Times New Roman"/>
+          <w:strike/>
         </w:rPr>
         <w:t>+ entities while ai moving fall from surface edges</w:t>
       </w:r>
@@ -278,18 +359,62 @@
         <w:rPr>
           <w:rFonts w:ascii="Times New Roman" w:hAnsi="Times New Roman" w:cs="Times New Roman"/>
         </w:rPr>
-        <w:t>+ entities while ai switching to aggro behaviour case don’t instantly perform aggro commands algorithm</w:t>
-      </w:r>
-    </w:p>
-    <w:p>
-      <w:pPr>
-        <w:rPr>
-          <w:rFonts w:ascii="Times New Roman" w:hAnsi="Times New Roman" w:cs="Times New Roman"/>
-        </w:rPr>
-      </w:pPr>
-      <w:r>
-        <w:rPr>
-          <w:rFonts w:ascii="Times New Roman" w:hAnsi="Times New Roman" w:cs="Times New Roman"/>
+        <w:t xml:space="preserve">+ entities while ai switching to </w:t>
+      </w:r>
+      <w:proofErr w:type="spellStart"/>
+      <w:r>
+        <w:rPr>
+          <w:rFonts w:ascii="Times New Roman" w:hAnsi="Times New Roman" w:cs="Times New Roman"/>
+        </w:rPr>
+        <w:t>aggro</w:t>
+      </w:r>
+      <w:proofErr w:type="spellEnd"/>
+      <w:r>
+        <w:rPr>
+          <w:rFonts w:ascii="Times New Roman" w:hAnsi="Times New Roman" w:cs="Times New Roman"/>
+        </w:rPr>
+        <w:t xml:space="preserve"> </w:t>
+      </w:r>
+      <w:proofErr w:type="spellStart"/>
+      <w:r>
+        <w:rPr>
+          <w:rFonts w:ascii="Times New Roman" w:hAnsi="Times New Roman" w:cs="Times New Roman"/>
+        </w:rPr>
+        <w:t>behaviour</w:t>
+      </w:r>
+      <w:proofErr w:type="spellEnd"/>
+      <w:r>
+        <w:rPr>
+          <w:rFonts w:ascii="Times New Roman" w:hAnsi="Times New Roman" w:cs="Times New Roman"/>
+        </w:rPr>
+        <w:t xml:space="preserve"> case don’t instantly perform </w:t>
+      </w:r>
+      <w:proofErr w:type="spellStart"/>
+      <w:r>
+        <w:rPr>
+          <w:rFonts w:ascii="Times New Roman" w:hAnsi="Times New Roman" w:cs="Times New Roman"/>
+        </w:rPr>
+        <w:t>aggro</w:t>
+      </w:r>
+      <w:proofErr w:type="spellEnd"/>
+      <w:r>
+        <w:rPr>
+          <w:rFonts w:ascii="Times New Roman" w:hAnsi="Times New Roman" w:cs="Times New Roman"/>
+        </w:rPr>
+        <w:t xml:space="preserve"> commands algorithm</w:t>
+      </w:r>
+    </w:p>
+    <w:p>
+      <w:pPr>
+        <w:rPr>
+          <w:rFonts w:ascii="Times New Roman" w:hAnsi="Times New Roman" w:cs="Times New Roman"/>
+          <w:strike/>
+        </w:rPr>
+      </w:pPr>
+      <w:r>
+        <w:rPr>
+          <w:rFonts w:ascii="Times New Roman" w:hAnsi="Times New Roman" w:cs="Times New Roman"/>
+          <w:strike/>
         </w:rPr>
         <w:t>+ check poise loss =&gt; allow body rotation process</w:t>
       </w:r>
